--- a/Biennial2026/Linear mixed effects model on log.docx
+++ b/Biennial2026/Linear mixed effects model on log.docx
@@ -2,6 +2,812 @@
 <file path=word/document.xml><?xml version="1.0" encoding="utf-8"?>
 <w:document xmlns:wpc="http://schemas.microsoft.com/office/word/2010/wordprocessingCanvas" xmlns:cx="http://schemas.microsoft.com/office/drawing/2014/chartex" xmlns:cx1="http://schemas.microsoft.com/office/drawing/2015/9/8/chartex" xmlns:cx2="http://schemas.microsoft.com/office/drawing/2015/10/21/chartex" xmlns:cx3="http://schemas.microsoft.com/office/drawing/2016/5/9/chartex" xmlns:cx4="http://schemas.microsoft.com/office/drawing/2016/5/10/chartex" xmlns:cx5="http://schemas.microsoft.com/office/drawing/2016/5/11/chartex" xmlns:cx6="http://schemas.microsoft.com/office/drawing/2016/5/12/chartex" xmlns:cx7="http://schemas.microsoft.com/office/drawing/2016/5/13/chartex" xmlns:cx8="http://schemas.microsoft.com/office/drawing/2016/5/14/chartex" xmlns:mc="http://schemas.openxmlformats.org/markup-compatibility/2006" xmlns:aink="http://schemas.microsoft.com/office/drawing/2016/ink" xmlns:am3d="http://schemas.microsoft.com/office/drawing/2017/model3d" xmlns:o="urn:schemas-microsoft-com:office:office" xmlns:oel="http://schemas.microsoft.com/office/2019/extlst" xmlns:r="http://schemas.openxmlformats.org/officeDocument/2006/relationships" xmlns:m="http://schemas.openxmlformats.org/officeDocument/2006/math" xmlns:v="urn:schemas-microsoft-com:vml" xmlns:wp14="http://schemas.microsoft.com/office/word/2010/wordprocessingDrawing" xmlns:wp="http://schemas.openxmlformats.org/drawingml/2006/wordprocessingDrawing" xmlns:w10="urn:schemas-microsoft-com:office:word" xmlns:w="http://schemas.openxmlformats.org/wordprocessingml/2006/main" xmlns:w14="http://schemas.microsoft.com/office/word/2010/wordml" xmlns:w15="http://schemas.microsoft.com/office/word/2012/wordml" xmlns:w16cex="http://schemas.microsoft.com/office/word/2018/wordml/cex" xmlns:w16cid="http://schemas.microsoft.com/office/word/2016/wordml/cid" xmlns:w16="http://schemas.microsoft.com/office/word/2018/wordml" xmlns:w16du="http://schemas.microsoft.com/office/word/2023/wordml/word16du" xmlns:w16sdtdh="http://schemas.microsoft.com/office/word/2020/wordml/sdtdatahash" xmlns:w16sdtfl="http://schemas.microsoft.com/office/word/2024/wordml/sdtformatlock" xmlns:w16se="http://schemas.microsoft.com/office/word/2015/wordml/symex" xmlns:wpg="http://schemas.microsoft.com/office/word/2010/wordprocessingGroup" xmlns:wpi="http://schemas.microsoft.com/office/word/2010/wordprocessingInk" xmlns:wne="http://schemas.microsoft.com/office/word/2006/wordml" xmlns:wps="http://schemas.microsoft.com/office/word/2010/wordprocessingShape" mc:Ignorable="w14 w15 w16se w16cid w16 w16cex w16sdtdh w16sdtfl w16du wp14">
   <w:body>
+    <w:p/>
+    <w:p>
+      <w:r>
+        <w:t xml:space="preserve">We </w:t>
+      </w:r>
+      <w:r>
+        <w:t xml:space="preserve">modeled </w:t>
+      </w:r>
+      <w:r>
+        <w:t xml:space="preserve">several fire effects metrics using TLS scan data to explore </w:t>
+      </w:r>
+      <w:r>
+        <w:t xml:space="preserve">how reliably TLS can be used to predict fire effects. </w:t>
+      </w:r>
+    </w:p>
+    <w:p>
+      <w:r>
+        <w:t>Avg. Canopy Scorch:</w:t>
+      </w:r>
+    </w:p>
+    <w:p>
+      <w:pPr>
+        <w:pStyle w:val="ListParagraph"/>
+        <w:numPr>
+          <w:ilvl w:val="0"/>
+          <w:numId w:val="2"/>
+        </w:numPr>
+      </w:pPr>
+      <w:r>
+        <w:t>N=17</w:t>
+      </w:r>
+    </w:p>
+    <w:p>
+      <w:pPr>
+        <w:pStyle w:val="ListParagraph"/>
+        <w:numPr>
+          <w:ilvl w:val="0"/>
+          <w:numId w:val="2"/>
+        </w:numPr>
+      </w:pPr>
+      <w:r>
+        <w:t xml:space="preserve">Variables in model: </w:t>
+      </w:r>
+      <w:proofErr w:type="spellStart"/>
+      <w:r>
+        <w:t>h_ground_cnt</w:t>
+      </w:r>
+      <w:proofErr w:type="spellEnd"/>
+      <w:r>
+        <w:t xml:space="preserve">, </w:t>
+      </w:r>
+      <w:r>
+        <w:t>hr0_10_l1_cnt, hr100_1000_l1_mean</w:t>
+      </w:r>
+    </w:p>
+    <w:p>
+      <w:pPr>
+        <w:pStyle w:val="ListParagraph"/>
+        <w:numPr>
+          <w:ilvl w:val="0"/>
+          <w:numId w:val="2"/>
+        </w:numPr>
+      </w:pPr>
+      <w:r>
+        <w:t xml:space="preserve">R^2 = 0.606, </w:t>
+      </w:r>
+      <w:proofErr w:type="spellStart"/>
+      <w:r>
+        <w:t>rmse</w:t>
+      </w:r>
+      <w:proofErr w:type="spellEnd"/>
+      <w:r>
+        <w:t xml:space="preserve"> = 2.5</w:t>
+      </w:r>
+    </w:p>
+    <w:p>
+      <w:r>
+        <w:rPr>
+          <w:noProof/>
+        </w:rPr>
+        <mc:AlternateContent>
+          <mc:Choice Requires="wps">
+            <w:drawing>
+              <wp:inline distT="0" distB="0" distL="0" distR="0" wp14:anchorId="540E0961" wp14:editId="398AAFDF">
+                <wp:extent cx="304800" cy="304800"/>
+                <wp:effectExtent l="0" t="0" r="0" b="0"/>
+                <wp:docPr id="1472838003" name="AutoShape 1"/>
+                <wp:cNvGraphicFramePr>
+                  <a:graphicFrameLocks xmlns:a="http://schemas.openxmlformats.org/drawingml/2006/main" noChangeAspect="1"/>
+                </wp:cNvGraphicFramePr>
+                <a:graphic xmlns:a="http://schemas.openxmlformats.org/drawingml/2006/main">
+                  <a:graphicData uri="http://schemas.microsoft.com/office/word/2010/wordprocessingShape">
+                    <wps:wsp>
+                      <wps:cNvSpPr>
+                        <a:spLocks noChangeAspect="1" noChangeArrowheads="1"/>
+                      </wps:cNvSpPr>
+                      <wps:spPr bwMode="auto">
+                        <a:xfrm>
+                          <a:off x="0" y="0"/>
+                          <a:ext cx="304800" cy="304800"/>
+                        </a:xfrm>
+                        <a:prstGeom prst="rect">
+                          <a:avLst/>
+                        </a:prstGeom>
+                        <a:noFill/>
+                        <a:ln>
+                          <a:noFill/>
+                        </a:ln>
+                        <a:extLst>
+                          <a:ext uri="{909E8E84-426E-40DD-AFC4-6F175D3DCCD1}">
+                            <a14:hiddenFill xmlns:a14="http://schemas.microsoft.com/office/drawing/2010/main">
+                              <a:solidFill>
+                                <a:srgbClr val="FFFFFF"/>
+                              </a:solidFill>
+                            </a14:hiddenFill>
+                          </a:ext>
+                          <a:ext uri="{91240B29-F687-4F45-9708-019B960494DF}">
+                            <a14:hiddenLine xmlns:a14="http://schemas.microsoft.com/office/drawing/2010/main" w="9525">
+                              <a:solidFill>
+                                <a:srgbClr val="000000"/>
+                              </a:solidFill>
+                              <a:miter lim="800000"/>
+                              <a:headEnd/>
+                              <a:tailEnd/>
+                            </a14:hiddenLine>
+                          </a:ext>
+                        </a:extLst>
+                      </wps:spPr>
+                      <wps:bodyPr rot="0" vert="horz" wrap="square" lIns="91440" tIns="45720" rIns="91440" bIns="45720" anchor="t" anchorCtr="0" upright="1">
+                        <a:noAutofit/>
+                      </wps:bodyPr>
+                    </wps:wsp>
+                  </a:graphicData>
+                </a:graphic>
+              </wp:inline>
+            </w:drawing>
+          </mc:Choice>
+          <mc:Fallback>
+            <w:pict>
+              <v:rect w14:anchorId="5030C910" id="AutoShape 1" o:spid="_x0000_s1026" style="width:24pt;height:24pt;visibility:visible;mso-wrap-style:square;mso-left-percent:-10001;mso-top-percent:-10001;mso-position-horizontal:absolute;mso-position-horizontal-relative:char;mso-position-vertical:absolute;mso-position-vertical-relative:line;mso-left-percent:-10001;mso-top-percent:-10001;v-text-anchor:top" o:gfxdata="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" filled="f" stroked="f">
+                <o:lock v:ext="edit" aspectratio="t"/>
+                <w10:anchorlock/>
+              </v:rect>
+            </w:pict>
+          </mc:Fallback>
+        </mc:AlternateContent>
+      </w:r>
+      <w:r>
+        <w:rPr>
+          <w:noProof/>
+        </w:rPr>
+        <w:drawing>
+          <wp:inline distT="0" distB="0" distL="0" distR="0" wp14:anchorId="039EA9D7" wp14:editId="35DE7310">
+            <wp:extent cx="4879495" cy="3609975"/>
+            <wp:effectExtent l="0" t="0" r="0" b="0"/>
+            <wp:docPr id="418438552" name="Picture 1"/>
+            <wp:cNvGraphicFramePr>
+              <a:graphicFrameLocks xmlns:a="http://schemas.openxmlformats.org/drawingml/2006/main" noChangeAspect="1"/>
+            </wp:cNvGraphicFramePr>
+            <a:graphic xmlns:a="http://schemas.openxmlformats.org/drawingml/2006/main">
+              <a:graphicData uri="http://schemas.openxmlformats.org/drawingml/2006/picture">
+                <pic:pic xmlns:pic="http://schemas.openxmlformats.org/drawingml/2006/picture">
+                  <pic:nvPicPr>
+                    <pic:cNvPr id="0" name="Picture 2"/>
+                    <pic:cNvPicPr>
+                      <a:picLocks noChangeAspect="1" noChangeArrowheads="1"/>
+                    </pic:cNvPicPr>
+                  </pic:nvPicPr>
+                  <pic:blipFill>
+                    <a:blip r:embed="rId5">
+                      <a:extLst>
+                        <a:ext uri="{28A0092B-C50C-407E-A947-70E740481C1C}">
+                          <a14:useLocalDpi xmlns:a14="http://schemas.microsoft.com/office/drawing/2010/main" val="0"/>
+                        </a:ext>
+                      </a:extLst>
+                    </a:blip>
+                    <a:srcRect/>
+                    <a:stretch>
+                      <a:fillRect/>
+                    </a:stretch>
+                  </pic:blipFill>
+                  <pic:spPr bwMode="auto">
+                    <a:xfrm>
+                      <a:off x="0" y="0"/>
+                      <a:ext cx="4893466" cy="3620311"/>
+                    </a:xfrm>
+                    <a:prstGeom prst="rect">
+                      <a:avLst/>
+                    </a:prstGeom>
+                    <a:noFill/>
+                  </pic:spPr>
+                </pic:pic>
+              </a:graphicData>
+            </a:graphic>
+          </wp:inline>
+        </w:drawing>
+      </w:r>
+    </w:p>
+    <w:p>
+      <w:r>
+        <w:rPr>
+          <w:noProof/>
+        </w:rPr>
+        <w:lastRenderedPageBreak/>
+        <mc:AlternateContent>
+          <mc:Choice Requires="wps">
+            <w:drawing>
+              <wp:inline distT="0" distB="0" distL="0" distR="0" wp14:anchorId="30753C39" wp14:editId="1C941CD8">
+                <wp:extent cx="304800" cy="304800"/>
+                <wp:effectExtent l="0" t="0" r="0" b="0"/>
+                <wp:docPr id="715332882" name="AutoShape 2"/>
+                <wp:cNvGraphicFramePr>
+                  <a:graphicFrameLocks xmlns:a="http://schemas.openxmlformats.org/drawingml/2006/main" noChangeAspect="1"/>
+                </wp:cNvGraphicFramePr>
+                <a:graphic xmlns:a="http://schemas.openxmlformats.org/drawingml/2006/main">
+                  <a:graphicData uri="http://schemas.microsoft.com/office/word/2010/wordprocessingShape">
+                    <wps:wsp>
+                      <wps:cNvSpPr>
+                        <a:spLocks noChangeAspect="1" noChangeArrowheads="1"/>
+                      </wps:cNvSpPr>
+                      <wps:spPr bwMode="auto">
+                        <a:xfrm>
+                          <a:off x="0" y="0"/>
+                          <a:ext cx="304800" cy="304800"/>
+                        </a:xfrm>
+                        <a:prstGeom prst="rect">
+                          <a:avLst/>
+                        </a:prstGeom>
+                        <a:noFill/>
+                        <a:ln>
+                          <a:noFill/>
+                        </a:ln>
+                        <a:extLst>
+                          <a:ext uri="{909E8E84-426E-40DD-AFC4-6F175D3DCCD1}">
+                            <a14:hiddenFill xmlns:a14="http://schemas.microsoft.com/office/drawing/2010/main">
+                              <a:solidFill>
+                                <a:srgbClr val="FFFFFF"/>
+                              </a:solidFill>
+                            </a14:hiddenFill>
+                          </a:ext>
+                          <a:ext uri="{91240B29-F687-4F45-9708-019B960494DF}">
+                            <a14:hiddenLine xmlns:a14="http://schemas.microsoft.com/office/drawing/2010/main" w="9525">
+                              <a:solidFill>
+                                <a:srgbClr val="000000"/>
+                              </a:solidFill>
+                              <a:miter lim="800000"/>
+                              <a:headEnd/>
+                              <a:tailEnd/>
+                            </a14:hiddenLine>
+                          </a:ext>
+                        </a:extLst>
+                      </wps:spPr>
+                      <wps:bodyPr rot="0" vert="horz" wrap="square" lIns="91440" tIns="45720" rIns="91440" bIns="45720" anchor="t" anchorCtr="0" upright="1">
+                        <a:noAutofit/>
+                      </wps:bodyPr>
+                    </wps:wsp>
+                  </a:graphicData>
+                </a:graphic>
+              </wp:inline>
+            </w:drawing>
+          </mc:Choice>
+          <mc:Fallback>
+            <w:pict>
+              <v:rect w14:anchorId="7EF5E50C" id="AutoShape 2" o:spid="_x0000_s1026" style="width:24pt;height:24pt;visibility:visible;mso-wrap-style:square;mso-left-percent:-10001;mso-top-percent:-10001;mso-position-horizontal:absolute;mso-position-horizontal-relative:char;mso-position-vertical:absolute;mso-position-vertical-relative:line;mso-left-percent:-10001;mso-top-percent:-10001;v-text-anchor:top" o:gfxdata="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" filled="f" stroked="f">
+                <o:lock v:ext="edit" aspectratio="t"/>
+                <w10:anchorlock/>
+              </v:rect>
+            </w:pict>
+          </mc:Fallback>
+        </mc:AlternateContent>
+      </w:r>
+      <w:r>
+        <w:rPr>
+          <w:noProof/>
+        </w:rPr>
+        <w:drawing>
+          <wp:inline distT="0" distB="0" distL="0" distR="0" wp14:anchorId="222317B4" wp14:editId="07C818DA">
+            <wp:extent cx="4836365" cy="4362450"/>
+            <wp:effectExtent l="0" t="0" r="2540" b="0"/>
+            <wp:docPr id="1811983588" name="Picture 8"/>
+            <wp:cNvGraphicFramePr>
+              <a:graphicFrameLocks xmlns:a="http://schemas.openxmlformats.org/drawingml/2006/main" noChangeAspect="1"/>
+            </wp:cNvGraphicFramePr>
+            <a:graphic xmlns:a="http://schemas.openxmlformats.org/drawingml/2006/main">
+              <a:graphicData uri="http://schemas.openxmlformats.org/drawingml/2006/picture">
+                <pic:pic xmlns:pic="http://schemas.openxmlformats.org/drawingml/2006/picture">
+                  <pic:nvPicPr>
+                    <pic:cNvPr id="0" name="Picture 9"/>
+                    <pic:cNvPicPr>
+                      <a:picLocks noChangeAspect="1" noChangeArrowheads="1"/>
+                    </pic:cNvPicPr>
+                  </pic:nvPicPr>
+                  <pic:blipFill>
+                    <a:blip r:embed="rId6">
+                      <a:extLst>
+                        <a:ext uri="{28A0092B-C50C-407E-A947-70E740481C1C}">
+                          <a14:useLocalDpi xmlns:a14="http://schemas.microsoft.com/office/drawing/2010/main" val="0"/>
+                        </a:ext>
+                      </a:extLst>
+                    </a:blip>
+                    <a:srcRect/>
+                    <a:stretch>
+                      <a:fillRect/>
+                    </a:stretch>
+                  </pic:blipFill>
+                  <pic:spPr bwMode="auto">
+                    <a:xfrm>
+                      <a:off x="0" y="0"/>
+                      <a:ext cx="4839517" cy="4365293"/>
+                    </a:xfrm>
+                    <a:prstGeom prst="rect">
+                      <a:avLst/>
+                    </a:prstGeom>
+                    <a:noFill/>
+                  </pic:spPr>
+                </pic:pic>
+              </a:graphicData>
+            </a:graphic>
+          </wp:inline>
+        </w:drawing>
+      </w:r>
+    </w:p>
+    <w:p/>
+    <w:p>
+      <w:r>
+        <w:t>Substrate Burn Severity</w:t>
+      </w:r>
+    </w:p>
+    <w:p>
+      <w:r>
+        <w:t>N = 60</w:t>
+      </w:r>
+    </w:p>
+    <w:p>
+      <w:proofErr w:type="spellStart"/>
+      <w:r>
+        <w:t>h_ground_cnt</w:t>
+      </w:r>
+      <w:proofErr w:type="spellEnd"/>
+      <w:r>
+        <w:t xml:space="preserve">   </w:t>
+      </w:r>
+      <w:proofErr w:type="gramStart"/>
+      <w:r>
+        <w:t xml:space="preserve">+  </w:t>
+      </w:r>
+      <w:proofErr w:type="spellStart"/>
+      <w:r>
+        <w:t>h</w:t>
+      </w:r>
+      <w:proofErr w:type="gramEnd"/>
+      <w:r>
+        <w:t>_ng_vari</w:t>
+      </w:r>
+      <w:proofErr w:type="spellEnd"/>
+      <w:r>
+        <w:t xml:space="preserve">    </w:t>
+      </w:r>
+      <w:proofErr w:type="gramStart"/>
+      <w:r>
+        <w:t>+  h</w:t>
+      </w:r>
+      <w:proofErr w:type="gramEnd"/>
+      <w:r>
+        <w:t>_l2_cnt</w:t>
+      </w:r>
+    </w:p>
+    <w:p>
+      <w:r>
+        <w:t xml:space="preserve">r^2 = .83, </w:t>
+      </w:r>
+      <w:proofErr w:type="spellStart"/>
+      <w:r>
+        <w:t>rmse</w:t>
+      </w:r>
+      <w:proofErr w:type="spellEnd"/>
+      <w:r>
+        <w:t xml:space="preserve"> = </w:t>
+      </w:r>
+      <w:r>
+        <w:t>0.26</w:t>
+      </w:r>
+    </w:p>
+    <w:p>
+      <w:r>
+        <w:rPr>
+          <w:noProof/>
+        </w:rPr>
+        <w:lastRenderedPageBreak/>
+        <w:drawing>
+          <wp:inline distT="0" distB="0" distL="0" distR="0" wp14:anchorId="35835577" wp14:editId="44A831C7">
+            <wp:extent cx="4257675" cy="3161086"/>
+            <wp:effectExtent l="0" t="0" r="0" b="1270"/>
+            <wp:docPr id="216504727" name="Picture 4"/>
+            <wp:cNvGraphicFramePr>
+              <a:graphicFrameLocks xmlns:a="http://schemas.openxmlformats.org/drawingml/2006/main" noChangeAspect="1"/>
+            </wp:cNvGraphicFramePr>
+            <a:graphic xmlns:a="http://schemas.openxmlformats.org/drawingml/2006/main">
+              <a:graphicData uri="http://schemas.openxmlformats.org/drawingml/2006/picture">
+                <pic:pic xmlns:pic="http://schemas.openxmlformats.org/drawingml/2006/picture">
+                  <pic:nvPicPr>
+                    <pic:cNvPr id="0" name="Picture 5"/>
+                    <pic:cNvPicPr>
+                      <a:picLocks noChangeAspect="1" noChangeArrowheads="1"/>
+                    </pic:cNvPicPr>
+                  </pic:nvPicPr>
+                  <pic:blipFill>
+                    <a:blip r:embed="rId7">
+                      <a:extLst>
+                        <a:ext uri="{28A0092B-C50C-407E-A947-70E740481C1C}">
+                          <a14:useLocalDpi xmlns:a14="http://schemas.microsoft.com/office/drawing/2010/main" val="0"/>
+                        </a:ext>
+                      </a:extLst>
+                    </a:blip>
+                    <a:srcRect/>
+                    <a:stretch>
+                      <a:fillRect/>
+                    </a:stretch>
+                  </pic:blipFill>
+                  <pic:spPr bwMode="auto">
+                    <a:xfrm>
+                      <a:off x="0" y="0"/>
+                      <a:ext cx="4259906" cy="3162742"/>
+                    </a:xfrm>
+                    <a:prstGeom prst="rect">
+                      <a:avLst/>
+                    </a:prstGeom>
+                    <a:noFill/>
+                  </pic:spPr>
+                </pic:pic>
+              </a:graphicData>
+            </a:graphic>
+          </wp:inline>
+        </w:drawing>
+      </w:r>
+    </w:p>
+    <w:p>
+      <w:r>
+        <w:rPr>
+          <w:noProof/>
+        </w:rPr>
+        <mc:AlternateContent>
+          <mc:Choice Requires="wps">
+            <w:drawing>
+              <wp:inline distT="0" distB="0" distL="0" distR="0" wp14:anchorId="2165F947" wp14:editId="6018E5BE">
+                <wp:extent cx="304800" cy="304800"/>
+                <wp:effectExtent l="0" t="0" r="0" b="0"/>
+                <wp:docPr id="832140199" name="AutoShape 3"/>
+                <wp:cNvGraphicFramePr>
+                  <a:graphicFrameLocks xmlns:a="http://schemas.openxmlformats.org/drawingml/2006/main" noChangeAspect="1"/>
+                </wp:cNvGraphicFramePr>
+                <a:graphic xmlns:a="http://schemas.openxmlformats.org/drawingml/2006/main">
+                  <a:graphicData uri="http://schemas.microsoft.com/office/word/2010/wordprocessingShape">
+                    <wps:wsp>
+                      <wps:cNvSpPr>
+                        <a:spLocks noChangeAspect="1" noChangeArrowheads="1"/>
+                      </wps:cNvSpPr>
+                      <wps:spPr bwMode="auto">
+                        <a:xfrm>
+                          <a:off x="0" y="0"/>
+                          <a:ext cx="304800" cy="304800"/>
+                        </a:xfrm>
+                        <a:prstGeom prst="rect">
+                          <a:avLst/>
+                        </a:prstGeom>
+                        <a:noFill/>
+                        <a:ln>
+                          <a:noFill/>
+                        </a:ln>
+                        <a:extLst>
+                          <a:ext uri="{909E8E84-426E-40DD-AFC4-6F175D3DCCD1}">
+                            <a14:hiddenFill xmlns:a14="http://schemas.microsoft.com/office/drawing/2010/main">
+                              <a:solidFill>
+                                <a:srgbClr val="FFFFFF"/>
+                              </a:solidFill>
+                            </a14:hiddenFill>
+                          </a:ext>
+                          <a:ext uri="{91240B29-F687-4F45-9708-019B960494DF}">
+                            <a14:hiddenLine xmlns:a14="http://schemas.microsoft.com/office/drawing/2010/main" w="9525">
+                              <a:solidFill>
+                                <a:srgbClr val="000000"/>
+                              </a:solidFill>
+                              <a:miter lim="800000"/>
+                              <a:headEnd/>
+                              <a:tailEnd/>
+                            </a14:hiddenLine>
+                          </a:ext>
+                        </a:extLst>
+                      </wps:spPr>
+                      <wps:bodyPr rot="0" vert="horz" wrap="square" lIns="91440" tIns="45720" rIns="91440" bIns="45720" anchor="t" anchorCtr="0" upright="1">
+                        <a:noAutofit/>
+                      </wps:bodyPr>
+                    </wps:wsp>
+                  </a:graphicData>
+                </a:graphic>
+              </wp:inline>
+            </w:drawing>
+          </mc:Choice>
+          <mc:Fallback>
+            <w:pict>
+              <v:rect w14:anchorId="74818746" id="AutoShape 3" o:spid="_x0000_s1026" style="width:24pt;height:24pt;visibility:visible;mso-wrap-style:square;mso-left-percent:-10001;mso-top-percent:-10001;mso-position-horizontal:absolute;mso-position-horizontal-relative:char;mso-position-vertical:absolute;mso-position-vertical-relative:line;mso-left-percent:-10001;mso-top-percent:-10001;v-text-anchor:top" o:gfxdata="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" filled="f" stroked="f">
+                <o:lock v:ext="edit" aspectratio="t"/>
+                <w10:anchorlock/>
+              </v:rect>
+            </w:pict>
+          </mc:Fallback>
+        </mc:AlternateContent>
+      </w:r>
+      <w:r>
+        <w:rPr>
+          <w:noProof/>
+        </w:rPr>
+        <w:drawing>
+          <wp:inline distT="0" distB="0" distL="0" distR="0" wp14:anchorId="6E526E15" wp14:editId="12F224CB">
+            <wp:extent cx="4398614" cy="3829050"/>
+            <wp:effectExtent l="0" t="0" r="2540" b="0"/>
+            <wp:docPr id="1201990644" name="Picture 9"/>
+            <wp:cNvGraphicFramePr>
+              <a:graphicFrameLocks xmlns:a="http://schemas.openxmlformats.org/drawingml/2006/main" noChangeAspect="1"/>
+            </wp:cNvGraphicFramePr>
+            <a:graphic xmlns:a="http://schemas.openxmlformats.org/drawingml/2006/main">
+              <a:graphicData uri="http://schemas.openxmlformats.org/drawingml/2006/picture">
+                <pic:pic xmlns:pic="http://schemas.openxmlformats.org/drawingml/2006/picture">
+                  <pic:nvPicPr>
+                    <pic:cNvPr id="0" name="Picture 10"/>
+                    <pic:cNvPicPr>
+                      <a:picLocks noChangeAspect="1" noChangeArrowheads="1"/>
+                    </pic:cNvPicPr>
+                  </pic:nvPicPr>
+                  <pic:blipFill>
+                    <a:blip r:embed="rId8">
+                      <a:extLst>
+                        <a:ext uri="{28A0092B-C50C-407E-A947-70E740481C1C}">
+                          <a14:useLocalDpi xmlns:a14="http://schemas.microsoft.com/office/drawing/2010/main" val="0"/>
+                        </a:ext>
+                      </a:extLst>
+                    </a:blip>
+                    <a:srcRect/>
+                    <a:stretch>
+                      <a:fillRect/>
+                    </a:stretch>
+                  </pic:blipFill>
+                  <pic:spPr bwMode="auto">
+                    <a:xfrm>
+                      <a:off x="0" y="0"/>
+                      <a:ext cx="4401080" cy="3831197"/>
+                    </a:xfrm>
+                    <a:prstGeom prst="rect">
+                      <a:avLst/>
+                    </a:prstGeom>
+                    <a:noFill/>
+                  </pic:spPr>
+                </pic:pic>
+              </a:graphicData>
+            </a:graphic>
+          </wp:inline>
+        </w:drawing>
+      </w:r>
+    </w:p>
+    <w:p/>
+    <w:p/>
+    <w:p>
+      <w:r>
+        <w:t>Fuel Consumption:</w:t>
+      </w:r>
+    </w:p>
+    <w:p>
+      <w:pPr>
+        <w:pStyle w:val="ListParagraph"/>
+        <w:numPr>
+          <w:ilvl w:val="0"/>
+          <w:numId w:val="2"/>
+        </w:numPr>
+      </w:pPr>
+      <w:r>
+        <w:lastRenderedPageBreak/>
+        <w:t xml:space="preserve">N = </w:t>
+      </w:r>
+      <w:r>
+        <w:t>34</w:t>
+      </w:r>
+    </w:p>
+    <w:p>
+      <w:pPr>
+        <w:pStyle w:val="ListParagraph"/>
+        <w:numPr>
+          <w:ilvl w:val="0"/>
+          <w:numId w:val="2"/>
+        </w:numPr>
+      </w:pPr>
+      <w:r>
+        <w:t xml:space="preserve">Variables: </w:t>
+      </w:r>
+      <w:r>
+        <w:t xml:space="preserve">s_l3_prop_ku   </w:t>
+      </w:r>
+      <w:proofErr w:type="gramStart"/>
+      <w:r>
+        <w:t>+  hr</w:t>
+      </w:r>
+      <w:proofErr w:type="gramEnd"/>
+      <w:r>
+        <w:t>0_10_l1_tgi +hr100_1000_l1_tgi</w:t>
+      </w:r>
+    </w:p>
+    <w:p>
+      <w:pPr>
+        <w:pStyle w:val="ListParagraph"/>
+        <w:numPr>
+          <w:ilvl w:val="0"/>
+          <w:numId w:val="2"/>
+        </w:numPr>
+      </w:pPr>
+      <w:r>
+        <w:t xml:space="preserve">R^2 = 0.71, </w:t>
+      </w:r>
+      <w:proofErr w:type="spellStart"/>
+      <w:r>
+        <w:t>rmse</w:t>
+      </w:r>
+      <w:proofErr w:type="spellEnd"/>
+      <w:r>
+        <w:t xml:space="preserve"> = 1.9</w:t>
+      </w:r>
+    </w:p>
+    <w:p>
+      <w:r>
+        <w:rPr>
+          <w:noProof/>
+        </w:rPr>
+        <w:drawing>
+          <wp:inline distT="0" distB="0" distL="0" distR="0" wp14:anchorId="704C5765" wp14:editId="029C44D3">
+            <wp:extent cx="4475064" cy="4171950"/>
+            <wp:effectExtent l="0" t="0" r="1905" b="0"/>
+            <wp:docPr id="203217216" name="Picture 7"/>
+            <wp:cNvGraphicFramePr>
+              <a:graphicFrameLocks xmlns:a="http://schemas.openxmlformats.org/drawingml/2006/main" noChangeAspect="1"/>
+            </wp:cNvGraphicFramePr>
+            <a:graphic xmlns:a="http://schemas.openxmlformats.org/drawingml/2006/main">
+              <a:graphicData uri="http://schemas.openxmlformats.org/drawingml/2006/picture">
+                <pic:pic xmlns:pic="http://schemas.openxmlformats.org/drawingml/2006/picture">
+                  <pic:nvPicPr>
+                    <pic:cNvPr id="0" name="Picture 8"/>
+                    <pic:cNvPicPr>
+                      <a:picLocks noChangeAspect="1" noChangeArrowheads="1"/>
+                    </pic:cNvPicPr>
+                  </pic:nvPicPr>
+                  <pic:blipFill>
+                    <a:blip r:embed="rId9">
+                      <a:extLst>
+                        <a:ext uri="{28A0092B-C50C-407E-A947-70E740481C1C}">
+                          <a14:useLocalDpi xmlns:a14="http://schemas.microsoft.com/office/drawing/2010/main" val="0"/>
+                        </a:ext>
+                      </a:extLst>
+                    </a:blip>
+                    <a:srcRect/>
+                    <a:stretch>
+                      <a:fillRect/>
+                    </a:stretch>
+                  </pic:blipFill>
+                  <pic:spPr bwMode="auto">
+                    <a:xfrm>
+                      <a:off x="0" y="0"/>
+                      <a:ext cx="4480137" cy="4176680"/>
+                    </a:xfrm>
+                    <a:prstGeom prst="rect">
+                      <a:avLst/>
+                    </a:prstGeom>
+                    <a:noFill/>
+                  </pic:spPr>
+                </pic:pic>
+              </a:graphicData>
+            </a:graphic>
+          </wp:inline>
+        </w:drawing>
+      </w:r>
+    </w:p>
+    <w:p/>
+    <w:p>
+      <w:r>
+        <w:rPr>
+          <w:noProof/>
+        </w:rPr>
+        <w:lastRenderedPageBreak/>
+        <w:drawing>
+          <wp:inline distT="0" distB="0" distL="0" distR="0" wp14:anchorId="7D753A2E" wp14:editId="62F4D6BE">
+            <wp:extent cx="5875393" cy="5648325"/>
+            <wp:effectExtent l="0" t="0" r="0" b="0"/>
+            <wp:docPr id="912889479" name="Picture 6"/>
+            <wp:cNvGraphicFramePr>
+              <a:graphicFrameLocks xmlns:a="http://schemas.openxmlformats.org/drawingml/2006/main" noChangeAspect="1"/>
+            </wp:cNvGraphicFramePr>
+            <a:graphic xmlns:a="http://schemas.openxmlformats.org/drawingml/2006/main">
+              <a:graphicData uri="http://schemas.openxmlformats.org/drawingml/2006/picture">
+                <pic:pic xmlns:pic="http://schemas.openxmlformats.org/drawingml/2006/picture">
+                  <pic:nvPicPr>
+                    <pic:cNvPr id="0" name="Picture 7"/>
+                    <pic:cNvPicPr>
+                      <a:picLocks noChangeAspect="1" noChangeArrowheads="1"/>
+                    </pic:cNvPicPr>
+                  </pic:nvPicPr>
+                  <pic:blipFill>
+                    <a:blip r:embed="rId10">
+                      <a:extLst>
+                        <a:ext uri="{28A0092B-C50C-407E-A947-70E740481C1C}">
+                          <a14:useLocalDpi xmlns:a14="http://schemas.microsoft.com/office/drawing/2010/main" val="0"/>
+                        </a:ext>
+                      </a:extLst>
+                    </a:blip>
+                    <a:srcRect/>
+                    <a:stretch>
+                      <a:fillRect/>
+                    </a:stretch>
+                  </pic:blipFill>
+                  <pic:spPr bwMode="auto">
+                    <a:xfrm>
+                      <a:off x="0" y="0"/>
+                      <a:ext cx="5880705" cy="5653432"/>
+                    </a:xfrm>
+                    <a:prstGeom prst="rect">
+                      <a:avLst/>
+                    </a:prstGeom>
+                    <a:noFill/>
+                  </pic:spPr>
+                </pic:pic>
+              </a:graphicData>
+            </a:graphic>
+          </wp:inline>
+        </w:drawing>
+      </w:r>
+    </w:p>
+    <w:p>
+      <w:r>
+        <w:rPr>
+          <w:noProof/>
+        </w:rPr>
+        <w:lastRenderedPageBreak/>
+        <w:drawing>
+          <wp:inline distT="0" distB="0" distL="0" distR="0" wp14:anchorId="0C1BC17F" wp14:editId="74C7930D">
+            <wp:extent cx="5010150" cy="3659649"/>
+            <wp:effectExtent l="0" t="0" r="0" b="0"/>
+            <wp:docPr id="1989671586" name="Picture 10"/>
+            <wp:cNvGraphicFramePr>
+              <a:graphicFrameLocks xmlns:a="http://schemas.openxmlformats.org/drawingml/2006/main" noChangeAspect="1"/>
+            </wp:cNvGraphicFramePr>
+            <a:graphic xmlns:a="http://schemas.openxmlformats.org/drawingml/2006/main">
+              <a:graphicData uri="http://schemas.openxmlformats.org/drawingml/2006/picture">
+                <pic:pic xmlns:pic="http://schemas.openxmlformats.org/drawingml/2006/picture">
+                  <pic:nvPicPr>
+                    <pic:cNvPr id="0" name="Picture 11"/>
+                    <pic:cNvPicPr>
+                      <a:picLocks noChangeAspect="1" noChangeArrowheads="1"/>
+                    </pic:cNvPicPr>
+                  </pic:nvPicPr>
+                  <pic:blipFill>
+                    <a:blip r:embed="rId11">
+                      <a:extLst>
+                        <a:ext uri="{28A0092B-C50C-407E-A947-70E740481C1C}">
+                          <a14:useLocalDpi xmlns:a14="http://schemas.microsoft.com/office/drawing/2010/main" val="0"/>
+                        </a:ext>
+                      </a:extLst>
+                    </a:blip>
+                    <a:srcRect/>
+                    <a:stretch>
+                      <a:fillRect/>
+                    </a:stretch>
+                  </pic:blipFill>
+                  <pic:spPr bwMode="auto">
+                    <a:xfrm>
+                      <a:off x="0" y="0"/>
+                      <a:ext cx="5013888" cy="3662379"/>
+                    </a:xfrm>
+                    <a:prstGeom prst="rect">
+                      <a:avLst/>
+                    </a:prstGeom>
+                    <a:noFill/>
+                  </pic:spPr>
+                </pic:pic>
+              </a:graphicData>
+            </a:graphic>
+          </wp:inline>
+        </w:drawing>
+      </w:r>
+    </w:p>
+    <w:p/>
+    <w:p/>
+    <w:p/>
+    <w:p/>
+    <w:p/>
+    <w:p/>
+    <w:p/>
+    <w:p/>
+    <w:p/>
+    <w:p/>
+    <w:p/>
+    <w:p/>
+    <w:p/>
+    <w:p/>
+    <w:p/>
+    <w:p/>
+    <w:p/>
+    <w:p/>
+    <w:p/>
+    <w:p/>
+    <w:p/>
+    <w:p/>
     <w:p>
       <w:r>
         <w:rPr>
@@ -23,7 +829,7 @@
                     <pic:cNvPicPr/>
                   </pic:nvPicPr>
                   <pic:blipFill>
-                    <a:blip r:embed="rId5"/>
+                    <a:blip r:embed="rId12"/>
                     <a:stretch>
                       <a:fillRect/>
                     </a:stretch>
@@ -50,6 +856,7 @@
         <w:rPr>
           <w:noProof/>
         </w:rPr>
+        <w:lastRenderedPageBreak/>
         <w:drawing>
           <wp:inline distT="0" distB="0" distL="0" distR="0" wp14:anchorId="5B90936E" wp14:editId="7EC1D534">
             <wp:extent cx="5943600" cy="3591560"/>
@@ -66,7 +873,7 @@
                     <pic:cNvPicPr/>
                   </pic:nvPicPr>
                   <pic:blipFill>
-                    <a:blip r:embed="rId6"/>
+                    <a:blip r:embed="rId13"/>
                     <a:stretch>
                       <a:fillRect/>
                     </a:stretch>
@@ -113,7 +920,7 @@
                     <pic:cNvPicPr/>
                   </pic:nvPicPr>
                   <pic:blipFill>
-                    <a:blip r:embed="rId7"/>
+                    <a:blip r:embed="rId14"/>
                     <a:stretch>
                       <a:fillRect/>
                     </a:stretch>
@@ -159,7 +966,7 @@
                     <pic:cNvPicPr/>
                   </pic:nvPicPr>
                   <pic:blipFill>
-                    <a:blip r:embed="rId8"/>
+                    <a:blip r:embed="rId15"/>
                     <a:stretch>
                       <a:fillRect/>
                     </a:stretch>
@@ -205,7 +1012,7 @@
                     <pic:cNvPicPr/>
                   </pic:nvPicPr>
                   <pic:blipFill>
-                    <a:blip r:embed="rId9"/>
+                    <a:blip r:embed="rId16"/>
                     <a:stretch>
                       <a:fillRect/>
                     </a:stretch>
@@ -251,7 +1058,7 @@
                     <pic:cNvPicPr/>
                   </pic:nvPicPr>
                   <pic:blipFill>
-                    <a:blip r:embed="rId10"/>
+                    <a:blip r:embed="rId17"/>
                     <a:stretch>
                       <a:fillRect/>
                     </a:stretch>
@@ -303,6 +1110,7 @@
         <w:rPr>
           <w:noProof/>
         </w:rPr>
+        <w:lastRenderedPageBreak/>
         <w:drawing>
           <wp:inline distT="0" distB="0" distL="0" distR="0" wp14:anchorId="790B2462" wp14:editId="6097A0DE">
             <wp:extent cx="4799373" cy="2743200"/>
@@ -321,7 +1129,7 @@
                     </pic:cNvPicPr>
                   </pic:nvPicPr>
                   <pic:blipFill>
-                    <a:blip r:embed="rId11">
+                    <a:blip r:embed="rId18">
                       <a:extLst>
                         <a:ext uri="{28A0092B-C50C-407E-A947-70E740481C1C}">
                           <a14:useLocalDpi xmlns:a14="http://schemas.microsoft.com/office/drawing/2010/main" val="0"/>
@@ -371,7 +1179,7 @@
                     </pic:cNvPicPr>
                   </pic:nvPicPr>
                   <pic:blipFill>
-                    <a:blip r:embed="rId12">
+                    <a:blip r:embed="rId19">
                       <a:extLst>
                         <a:ext uri="{28A0092B-C50C-407E-A947-70E740481C1C}">
                           <a14:useLocalDpi xmlns:a14="http://schemas.microsoft.com/office/drawing/2010/main" val="0"/>
@@ -405,6 +1213,7 @@
         <w:rPr>
           <w:noProof/>
         </w:rPr>
+        <w:lastRenderedPageBreak/>
         <w:drawing>
           <wp:inline distT="0" distB="0" distL="0" distR="0" wp14:anchorId="2C7E0562" wp14:editId="482C0FC5">
             <wp:extent cx="5010150" cy="2708189"/>
@@ -423,7 +1232,7 @@
                     </pic:cNvPicPr>
                   </pic:nvPicPr>
                   <pic:blipFill>
-                    <a:blip r:embed="rId13">
+                    <a:blip r:embed="rId20">
                       <a:extLst>
                         <a:ext uri="{28A0092B-C50C-407E-A947-70E740481C1C}">
                           <a14:useLocalDpi xmlns:a14="http://schemas.microsoft.com/office/drawing/2010/main" val="0"/>
@@ -475,7 +1284,7 @@
                     </pic:cNvPicPr>
                   </pic:nvPicPr>
                   <pic:blipFill>
-                    <a:blip r:embed="rId14">
+                    <a:blip r:embed="rId21">
                       <a:extLst>
                         <a:ext uri="{28A0092B-C50C-407E-A947-70E740481C1C}">
                           <a14:useLocalDpi xmlns:a14="http://schemas.microsoft.com/office/drawing/2010/main" val="0"/>
@@ -509,6 +1318,7 @@
         <w:rPr>
           <w:noProof/>
         </w:rPr>
+        <w:lastRenderedPageBreak/>
         <w:drawing>
           <wp:inline distT="0" distB="0" distL="0" distR="0" wp14:anchorId="5AF0D4EB" wp14:editId="43A544CB">
             <wp:extent cx="5582482" cy="2838450"/>
@@ -527,7 +1337,7 @@
                     </pic:cNvPicPr>
                   </pic:nvPicPr>
                   <pic:blipFill>
-                    <a:blip r:embed="rId15">
+                    <a:blip r:embed="rId22">
                       <a:extLst>
                         <a:ext uri="{28A0092B-C50C-407E-A947-70E740481C1C}">
                           <a14:useLocalDpi xmlns:a14="http://schemas.microsoft.com/office/drawing/2010/main" val="0"/>
@@ -680,7 +1490,7 @@
                     </pic:cNvPicPr>
                   </pic:nvPicPr>
                   <pic:blipFill>
-                    <a:blip r:embed="rId16">
+                    <a:blip r:embed="rId23">
                       <a:extLst>
                         <a:ext uri="{28A0092B-C50C-407E-A947-70E740481C1C}">
                           <a14:useLocalDpi xmlns:a14="http://schemas.microsoft.com/office/drawing/2010/main" val="0"/>
@@ -723,6 +1533,7 @@
         <w:rPr>
           <w:noProof/>
         </w:rPr>
+        <w:lastRenderedPageBreak/>
         <w:drawing>
           <wp:inline distT="0" distB="0" distL="0" distR="0" wp14:anchorId="3BCCE72E" wp14:editId="6F803B42">
             <wp:extent cx="6219825" cy="2956089"/>
@@ -741,7 +1552,7 @@
                     </pic:cNvPicPr>
                   </pic:nvPicPr>
                   <pic:blipFill>
-                    <a:blip r:embed="rId17">
+                    <a:blip r:embed="rId24">
                       <a:extLst>
                         <a:ext uri="{28A0092B-C50C-407E-A947-70E740481C1C}">
                           <a14:useLocalDpi xmlns:a14="http://schemas.microsoft.com/office/drawing/2010/main" val="0"/>
@@ -793,7 +1604,7 @@
                     </pic:cNvPicPr>
                   </pic:nvPicPr>
                   <pic:blipFill>
-                    <a:blip r:embed="rId18">
+                    <a:blip r:embed="rId25">
                       <a:extLst>
                         <a:ext uri="{28A0092B-C50C-407E-A947-70E740481C1C}">
                           <a14:useLocalDpi xmlns:a14="http://schemas.microsoft.com/office/drawing/2010/main" val="0"/>
@@ -841,6 +1652,7 @@
         <w:rPr>
           <w:noProof/>
         </w:rPr>
+        <w:lastRenderedPageBreak/>
         <w:drawing>
           <wp:inline distT="0" distB="0" distL="0" distR="0" wp14:anchorId="709BF112" wp14:editId="24AE4F16">
             <wp:extent cx="6448425" cy="3131563"/>
@@ -859,7 +1671,7 @@
                     </pic:cNvPicPr>
                   </pic:nvPicPr>
                   <pic:blipFill>
-                    <a:blip r:embed="rId19">
+                    <a:blip r:embed="rId26">
                       <a:extLst>
                         <a:ext uri="{28A0092B-C50C-407E-A947-70E740481C1C}">
                           <a14:useLocalDpi xmlns:a14="http://schemas.microsoft.com/office/drawing/2010/main" val="0"/>
@@ -1343,6 +2155,7 @@
           </w:tcPr>
           <w:p>
             <w:r>
+              <w:lastRenderedPageBreak/>
               <w:t>Rap09</w:t>
             </w:r>
           </w:p>
@@ -2354,8 +3167,123 @@
       </w:rPr>
     </w:lvl>
   </w:abstractNum>
+  <w:abstractNum w:abstractNumId="1" w15:restartNumberingAfterBreak="0">
+    <w:nsid w:val="7E7C3AE1"/>
+    <w:multiLevelType w:val="hybridMultilevel"/>
+    <w:tmpl w:val="FA540CE4"/>
+    <w:lvl w:ilvl="0" w:tplc="EEDE4FC0">
+      <w:numFmt w:val="bullet"/>
+      <w:lvlText w:val="-"/>
+      <w:lvlJc w:val="left"/>
+      <w:pPr>
+        <w:ind w:left="720" w:hanging="360"/>
+      </w:pPr>
+      <w:rPr>
+        <w:rFonts w:ascii="Aptos" w:eastAsiaTheme="minorHAnsi" w:hAnsi="Aptos" w:cstheme="minorBidi" w:hint="default"/>
+      </w:rPr>
+    </w:lvl>
+    <w:lvl w:ilvl="1" w:tplc="04090003" w:tentative="1">
+      <w:start w:val="1"/>
+      <w:numFmt w:val="bullet"/>
+      <w:lvlText w:val="o"/>
+      <w:lvlJc w:val="left"/>
+      <w:pPr>
+        <w:ind w:left="1440" w:hanging="360"/>
+      </w:pPr>
+      <w:rPr>
+        <w:rFonts w:ascii="Courier New" w:hAnsi="Courier New" w:cs="Courier New" w:hint="default"/>
+      </w:rPr>
+    </w:lvl>
+    <w:lvl w:ilvl="2" w:tplc="04090005" w:tentative="1">
+      <w:start w:val="1"/>
+      <w:numFmt w:val="bullet"/>
+      <w:lvlText w:val=""/>
+      <w:lvlJc w:val="left"/>
+      <w:pPr>
+        <w:ind w:left="2160" w:hanging="360"/>
+      </w:pPr>
+      <w:rPr>
+        <w:rFonts w:ascii="Wingdings" w:hAnsi="Wingdings" w:hint="default"/>
+      </w:rPr>
+    </w:lvl>
+    <w:lvl w:ilvl="3" w:tplc="04090001" w:tentative="1">
+      <w:start w:val="1"/>
+      <w:numFmt w:val="bullet"/>
+      <w:lvlText w:val=""/>
+      <w:lvlJc w:val="left"/>
+      <w:pPr>
+        <w:ind w:left="2880" w:hanging="360"/>
+      </w:pPr>
+      <w:rPr>
+        <w:rFonts w:ascii="Symbol" w:hAnsi="Symbol" w:hint="default"/>
+      </w:rPr>
+    </w:lvl>
+    <w:lvl w:ilvl="4" w:tplc="04090003" w:tentative="1">
+      <w:start w:val="1"/>
+      <w:numFmt w:val="bullet"/>
+      <w:lvlText w:val="o"/>
+      <w:lvlJc w:val="left"/>
+      <w:pPr>
+        <w:ind w:left="3600" w:hanging="360"/>
+      </w:pPr>
+      <w:rPr>
+        <w:rFonts w:ascii="Courier New" w:hAnsi="Courier New" w:cs="Courier New" w:hint="default"/>
+      </w:rPr>
+    </w:lvl>
+    <w:lvl w:ilvl="5" w:tplc="04090005" w:tentative="1">
+      <w:start w:val="1"/>
+      <w:numFmt w:val="bullet"/>
+      <w:lvlText w:val=""/>
+      <w:lvlJc w:val="left"/>
+      <w:pPr>
+        <w:ind w:left="4320" w:hanging="360"/>
+      </w:pPr>
+      <w:rPr>
+        <w:rFonts w:ascii="Wingdings" w:hAnsi="Wingdings" w:hint="default"/>
+      </w:rPr>
+    </w:lvl>
+    <w:lvl w:ilvl="6" w:tplc="04090001" w:tentative="1">
+      <w:start w:val="1"/>
+      <w:numFmt w:val="bullet"/>
+      <w:lvlText w:val=""/>
+      <w:lvlJc w:val="left"/>
+      <w:pPr>
+        <w:ind w:left="5040" w:hanging="360"/>
+      </w:pPr>
+      <w:rPr>
+        <w:rFonts w:ascii="Symbol" w:hAnsi="Symbol" w:hint="default"/>
+      </w:rPr>
+    </w:lvl>
+    <w:lvl w:ilvl="7" w:tplc="04090003" w:tentative="1">
+      <w:start w:val="1"/>
+      <w:numFmt w:val="bullet"/>
+      <w:lvlText w:val="o"/>
+      <w:lvlJc w:val="left"/>
+      <w:pPr>
+        <w:ind w:left="5760" w:hanging="360"/>
+      </w:pPr>
+      <w:rPr>
+        <w:rFonts w:ascii="Courier New" w:hAnsi="Courier New" w:cs="Courier New" w:hint="default"/>
+      </w:rPr>
+    </w:lvl>
+    <w:lvl w:ilvl="8" w:tplc="04090005" w:tentative="1">
+      <w:start w:val="1"/>
+      <w:numFmt w:val="bullet"/>
+      <w:lvlText w:val=""/>
+      <w:lvlJc w:val="left"/>
+      <w:pPr>
+        <w:ind w:left="6480" w:hanging="360"/>
+      </w:pPr>
+      <w:rPr>
+        <w:rFonts w:ascii="Wingdings" w:hAnsi="Wingdings" w:hint="default"/>
+      </w:rPr>
+    </w:lvl>
+  </w:abstractNum>
   <w:num w:numId="1" w16cid:durableId="1537890857">
     <w:abstractNumId w:val="0"/>
+  </w:num>
+  <w:num w:numId="2" w16cid:durableId="340745311">
+    <w:abstractNumId w:val="1"/>
   </w:num>
 </w:numbering>
 </file>
